--- a/Assessment Proposal.docx
+++ b/Assessment Proposal.docx
@@ -81,13 +81,7 @@
         <w:rPr>
           <w:lang w:val="en-US"/>
         </w:rPr>
-        <w:t>The study is to rely on data sets which are accessible to the public and are related to traffic incidents, the vehicles in those incidents, and the recorded casualties, these being obtained from official sources such as the Department for Transport. In terms of academic motivation, the research has been influenced by a study that Santos et al. (2022) presented, in which an extensive overview of machine learning methodologies used for determining how severe crash injuries might be was provided. Moreover, O’Toole</w:t>
-      </w:r>
-      <w:r>
-        <w:rPr>
-          <w:lang w:val="en-US"/>
-        </w:rPr>
-        <w:t xml:space="preserve"> </w:t>
+        <w:t xml:space="preserve">The study is to rely on data sets which are accessible to the public and are related to traffic incidents, the vehicles in those incidents, and the recorded casualties, these being obtained from official sources such as the Department for Transport. In terms of academic motivation, the research has been influenced by a study that Santos et al. (2022) presented, in which an extensive overview of machine learning methodologies used for determining how severe crash injuries might be was provided. Moreover, O’Toole </w:t>
       </w:r>
       <w:r>
         <w:rPr>
@@ -327,6 +321,8 @@
           <w:lang w:val="en-US"/>
         </w:rPr>
       </w:pPr>
+      <w:bookmarkStart w:id="0" w:name="OLE_LINK1"/>
+      <w:bookmarkStart w:id="1" w:name="OLE_LINK2"/>
       <w:r>
         <w:rPr>
           <w:lang w:val="en-US"/>
@@ -373,6 +369,8 @@
         </w:rPr>
         <w:t>. Journal of Transport &amp; Health, 11, pp.221-229.</w:t>
       </w:r>
+      <w:bookmarkEnd w:id="0"/>
+      <w:bookmarkEnd w:id="1"/>
     </w:p>
     <w:sectPr>
       <w:pgSz w:w="11906" w:h="16838"/>
